--- a/submission_jnm/supplementary.docx
+++ b/submission_jnm/supplementary.docx
@@ -43,7 +43,7 @@
         <w:pStyle w:val="FirstParagraph"/>
       </w:pPr>
       <w:r>
-        <w:t xml:space="preserve">The comparison in the main text depends on running FSL, MRtrix3 and DIPY on byte-identical input. All three are installed in one Docker container (Merkel, 2014), which also serves an interactive Streamlit interface (Streamlit Inc., 2019) presenting each pipeline stage in the three toolkits side by side (Supplementary Figure S1). The interface is described here for completeness; it is not evaluated in the article.</w:t>
+        <w:t xml:space="preserve">The comparison in the main text depends on running FSL, MRtrix3 and DIPY on byte-identical input. All three are installed in one Docker container (Merkel, 2014). The container also serves an interactive Streamlit interface (Streamlit Inc., 2019), which presents each pipeline stage in the three toolkits side by side (Supplementary Figure S1). The interface is described here for completeness; it is not evaluated in the article.</w:t>
       </w:r>
     </w:p>
     <w:p>
@@ -101,7 +101,7 @@
         <w:t xml:space="preserve"> </w:t>
       </w:r>
       <w:r>
-        <w:t xml:space="preserve">(version 6.0.7 in the image used here), copies MRtrix3 from the first stage and installs the Python stack, including DIPY 1.12.1, NumPy 1.26 and nibabel, under Python 3.12. The two stages avoid dependency conflicts between FSL and MRtrix3. The image is built and launched with</w:t>
+        <w:t xml:space="preserve">(version 6.0.7 in the image used here) and copies MRtrix3 from the first stage. It then installs the Python 3.12 stack, including DIPY 1.12.1, NumPy 1.26 and nibabel. The two stages avoid dependency conflicts between FSL and MRtrix3. The image is built and launched with</w:t>
       </w:r>
     </w:p>
     <w:p>
@@ -528,7 +528,7 @@
         <w:pStyle w:val="FirstParagraph"/>
       </w:pPr>
       <w:r>
-        <w:t xml:space="preserve">When a toolkit lacks a stage, the page says so; for example, FSL has no denoiser. Each page shows the exact command, which can be copied and run outside the container. A reference section gives a guide to DTI metrics, a glossary and a command cheat sheet. Human Connectome Project data (Van Essen et al., 2013) can be used by those with access; the article uses only the two open datasets.</w:t>
+        <w:t xml:space="preserve">When a toolkit lacks a stage, the page says so; for example, FSL has no denoiser. Each page shows the exact command, which can be copied and run outside the container. A reference section gives a guide to DTI metrics, a glossary and a command reference. Human Connectome Project data (Van Essen et al., 2013) can be used by those with access; the article uses only the two open datasets.</w:t>
       </w:r>
     </w:p>
     <w:p>
@@ -912,7 +912,7 @@
         <w:pStyle w:val="FirstParagraph"/>
       </w:pPr>
       <w:r>
-        <w:t xml:space="preserve">Brain extraction was compared separately from tensor fitting and makes the opposite choice about input. Each tool was run on the input its algorithm is designed for, because that input is part of the algorithm being compared: FSL</w:t>
+        <w:t xml:space="preserve">Brain extraction was compared separately from tensor fitting and makes the opposite choice about input. Each tool was run on the input its algorithm is designed for, because that input is part of the algorithm being compared. FSL</w:t>
       </w:r>
       <w:r>
         <w:t xml:space="preserve"> </w:t>
@@ -927,7 +927,7 @@
         <w:t xml:space="preserve"> </w:t>
       </w:r>
       <w:r>
-        <w:t xml:space="preserve">on the mean b = 0 image, MRtrix3</w:t>
+        <w:t xml:space="preserve">was run on the mean b = 0 image, MRtrix3</w:t>
       </w:r>
       <w:r>
         <w:t xml:space="preserve"> </w:t>
@@ -1497,7 +1497,7 @@
         <w:t xml:space="preserve"> </w:t>
       </w:r>
       <w:r>
-        <w:t xml:space="preserve">True FA = 0, true MD = 0.90 µm²/ms; 5,408 voxels per region; Rician noise. SNR gives the nominal value of Table 6; this region had S₀ = 800, so its SNR was 24, 16 and 8. Bias is estimate minus truth; its standard error was at most 0.0011 for FA and 0.0010 for MD. Noise induces a positive FA bias in every arm, smallest with measured-signal weighting. Only measured-signal weighting underestimates MD materially. MD in µm²/ms.</w:t>
+        <w:t xml:space="preserve">True FA = 0, true MD = 0.90 µm²/ms; 5,408 voxels per region; Rician noise. SNR gives the nominal value of Table 6; this region had S₀ = 800, so its SNR was 24, 16 and 8. Bias is estimate minus truth; its standard error was at most 0.0011 for FA and 0.0010 for MD. Noise induces a positive FA bias in every arm, smallest with measured-signal weighting. Only measured-signal weighting underestimates MD by a substantial amount. MD in µm²/ms.</w:t>
       </w:r>
     </w:p>
     <w:tbl>
@@ -7141,7 +7141,7 @@
         <w:t xml:space="preserve"> </w:t>
       </w:r>
       <w:r>
-        <w:t xml:space="preserve">Rician noise at each voxel's MP-PCA σ, added to the real tensors of Table 7 (DIPY fit, negative eigenvalues clipped at zero), with one idealisation of the simplified simulation imposed at a time. "All four" combines MD of 0.70 µm²/ms, axial symmetry, random orientation, and uniform S₀ and σ; it approximates the simplified simulation. Each value is measured-signal minus predicted-signal weighting, over the voxels of Table 7, as the mean of five noise draws; standard errors were at most 0.0005. The FA offset over all voxels is given under each rule for non-physical fits (Supplementary Table S6); the bin and MD columns use the exclusion rule. The real white matter median MD was 0.616 µm²/ms on Stanford and 0.594 µm²/ms on Sherbrooke. MD in µm²/ms.</w:t>
+        <w:t xml:space="preserve">Rician noise was added at each voxel's MP-PCA σ to the real tensors of Table 7, that is, to the DIPY fit with negative eigenvalues clipped at zero. One idealisation of the simplified simulation was imposed at a time. "All four" combines MD of 0.70 µm²/ms, axial symmetry, random orientation, and uniform S₀ and σ; it approximates the simplified simulation. Each value is measured-signal minus predicted-signal weighting, over the voxels of Table 7, as the mean of five noise draws; standard errors were at most 0.0005. The FA offset over all voxels is given under each rule for non-physical fits (Supplementary Table S6); the bin and MD columns use the exclusion rule. The real white matter median MD was 0.616 µm²/ms on Stanford and 0.594 µm²/ms on Sherbrooke. MD in µm²/ms.</w:t>
       </w:r>
     </w:p>
     <w:tbl>
@@ -9101,7 +9101,7 @@
         <w:t xml:space="preserve"> </w:t>
       </w:r>
       <w:r>
-        <w:t xml:space="preserve">Voxels of Table 7. Exclude: a voxel is left out when either fit is physically inadmissible (the rule of Table 7). Clip: FA is clipped to [0, 1] and MD to [0, 3] µm²/ms. Keep: values are used as fitted. Each rule is applied identically to observed and simulated data. Simulated values are means of five noise draws at the voxel's MP-PCA σ multiplied by 1.00, by 1.28 (the measured noise level) or by the upper bound set by the spread of the residuals (1.39 on Stanford, 1.33 on Sherbrooke). Shares are the simulated offset at 1.28σ divided by the observed offset. All values are over all voxels. MD in µm²/ms.</w:t>
+        <w:t xml:space="preserve">Voxels of Table 7. Exclude: a voxel is left out when either fit is physically inadmissible (the rule of Table 7). Clip: FA is clipped to [0, 1] and MD to [0, 3] µm²/ms. Keep: values are used as fitted. Each rule is applied identically to observed and simulated data. Simulated values are means of five noise draws. The voxel's MP-PCA σ was multiplied by 1.00, by 1.28 (the measured noise level), or by the upper bound set by the spread of the residuals (1.39 on Stanford, 1.33 on Sherbrooke). Shares are the simulated offset at 1.28σ divided by the observed offset. All values are over all voxels. MD in µm²/ms.</w:t>
       </w:r>
     </w:p>
     <w:tbl>
@@ -10313,7 +10313,7 @@
         <w:t xml:space="preserve"> </w:t>
       </w:r>
       <w:r>
-        <w:t xml:space="preserve">Offsets over the voxels of Table 7 (exclusion rule) after removing diffusion-weighted measurements more than 3σ below the predicted signal, after removing any measurement beyond ±3σ, or after shuffling each voxel's residuals across gradient directions; σ is the voxel's MP-PCA σ. Real: the operation applied to the real data. Noise only: the same operation applied to simulated data at 1.28σ, as a control (means of five noise draws; standard errors at most 0.0001). Residuals beyond −3σ and +3σ made up 1.38% and 2.37% of real measurements on Stanford (noise only: 0.57% and 1.02%), and 0.49% and 1.64% on Sherbrooke (noise only: 0.29% and 0.95%). MD in µm²/ms.</w:t>
+        <w:t xml:space="preserve">Offsets over the voxels of Table 7, under the exclusion rule. Three operations are compared: removing diffusion-weighted measurements more than 3σ below the predicted signal, removing any measurement beyond ±3σ, and shuffling each voxel's residuals across gradient directions. Here σ is the voxel's MP-PCA σ. Real: the operation applied to the real data. Noise only: the same operation applied to simulated data at 1.28σ, as a control (means of five noise draws; standard errors at most 0.0001). Residuals beyond −3σ and +3σ made up 1.38% and 2.37% of real measurements on Stanford (noise only: 0.57% and 1.02%), and 0.49% and 1.64% on Sherbrooke (noise only: 0.29% and 0.95%). MD in µm²/ms.</w:t>
       </w:r>
     </w:p>
     <w:tbl>
@@ -12302,7 +12302,7 @@
       <w:r>
         <w:drawing>
           <wp:inline>
-            <wp:extent cx="5334000" cy="2952425"/>
+            <wp:extent cx="5334000" cy="2982057"/>
             <wp:effectExtent b="0" l="0" r="0" t="0"/>
             <wp:docPr descr="" title="" id="28" name="Picture"/>
             <a:graphic>
@@ -12323,7 +12323,7 @@
                   <pic:spPr bwMode="auto">
                     <a:xfrm>
                       <a:off x="0" y="0"/>
-                      <a:ext cx="5334000" cy="2952425"/>
+                      <a:ext cx="5334000" cy="2982057"/>
                     </a:xfrm>
                     <a:prstGeom prst="rect">
                       <a:avLst/>
@@ -12367,7 +12367,7 @@
       <w:r>
         <w:drawing>
           <wp:inline>
-            <wp:extent cx="5334000" cy="2202289"/>
+            <wp:extent cx="5334000" cy="2197406"/>
             <wp:effectExtent b="0" l="0" r="0" t="0"/>
             <wp:docPr descr="" title="" id="31" name="Picture"/>
             <a:graphic>
@@ -12388,7 +12388,7 @@
                   <pic:spPr bwMode="auto">
                     <a:xfrm>
                       <a:off x="0" y="0"/>
-                      <a:ext cx="5334000" cy="2202289"/>
+                      <a:ext cx="5334000" cy="2197406"/>
                     </a:xfrm>
                     <a:prstGeom prst="rect">
                       <a:avLst/>
@@ -12477,7 +12477,7 @@
       <w:r>
         <w:drawing>
           <wp:inline>
-            <wp:extent cx="5334000" cy="1979945"/>
+            <wp:extent cx="5334000" cy="1975013"/>
             <wp:effectExtent b="0" l="0" r="0" t="0"/>
             <wp:docPr descr="" title="" id="34" name="Picture"/>
             <a:graphic>
@@ -12498,7 +12498,7 @@
                   <pic:spPr bwMode="auto">
                     <a:xfrm>
                       <a:off x="0" y="0"/>
-                      <a:ext cx="5334000" cy="1979945"/>
+                      <a:ext cx="5334000" cy="1975013"/>
                     </a:xfrm>
                     <a:prstGeom prst="rect">
                       <a:avLst/>
@@ -12542,7 +12542,7 @@
       <w:r>
         <w:drawing>
           <wp:inline>
-            <wp:extent cx="5334000" cy="5689932"/>
+            <wp:extent cx="5334000" cy="5693259"/>
             <wp:effectExtent b="0" l="0" r="0" t="0"/>
             <wp:docPr descr="" title="" id="37" name="Picture"/>
             <a:graphic>
@@ -12563,7 +12563,7 @@
                   <pic:spPr bwMode="auto">
                     <a:xfrm>
                       <a:off x="0" y="0"/>
-                      <a:ext cx="5334000" cy="5689932"/>
+                      <a:ext cx="5334000" cy="5693259"/>
                     </a:xfrm>
                     <a:prstGeom prst="rect">
                       <a:avLst/>

--- a/submission_jnm/supplementary.docx
+++ b/submission_jnm/supplementary.docx
@@ -19,7 +19,7 @@
           <w:b/>
           <w:bCs/>
         </w:rPr>
-        <w:t xml:space="preserve">Diffusion MRI toolkits differ in how they weight a tensor fit, not in how they implement it</w:t>
+        <w:t xml:space="preserve">Diffusion MRI toolkits differ in which estimator they use, not in how they implement the tensor fit</w:t>
       </w:r>
     </w:p>
     <w:p>

--- a/submission_jnm/supplementary.docx
+++ b/submission_jnm/supplementary.docx
@@ -12854,6 +12854,7 @@
         <w:numRestart w:val="eachSect"/>
       </w:footnotePr>
       <w:pgMar w:bottom="1417" w:left="1417" w:right="1417" w:top="1417"/>
+      <w:lnNumType w:countBy="1" w:restart="continuous" w:distance="360"/>
     </w:sectPr>
   </w:body>
 </w:document>
